--- a/investigaciones/rca-shift-share-cptpp-china/propuesta/Anexo-Tecnico-Analisis-Avanzados.docx
+++ b/investigaciones/rca-shift-share-cptpp-china/propuesta/Anexo-Tecnico-Analisis-Avanzados.docx
@@ -57,7 +57,7 @@
         <w:rPr>
           <w:i w:val="0"/>
         </w:rPr>
-        <w:t>Este anexo documenta la batería de análisis avanzados ejecutada sobre el panel de gravedad (184 socios, 2016-2024) y los insumos de producto y acuerdos disponibles. Complementa la propuesta al XI Concurso de Investigación 2026 de la Universidad del Pacífico y hace explícito el alcance del hallazgo: **la asociación entre gobernanza y exportaciones es robusta en niveles entre países, pero no se sostiene en la variación dentro del país ni dentro de producto**. Se reporta, por tanto, como asociación y no como efecto causal.</w:t>
+        <w:t>Este anexo documenta la batería de análisis avanzados ejecutada sobre el panel de gravedad (184 socios, 2016-2024) y los insumos de producto y acuerdos disponibles. Hace explícito el alcance del hallazgo: **la asociación entre gobernanza y exportaciones es robusta en niveles entre países, pero no se sostiene en la variación dentro del país ni dentro de producto**. Se reporta, por tanto, como asociación y no como efecto causal.</w:t>
       </w:r>
     </w:p>
     <w:p>
